--- a/server/templates/reports/FO-PO-PSM-67-10 FORMATO PARA LA ELABORACIÓN DE INFORMES PREVIOS EN FUENTES FIJAS-plantilla.docx
+++ b/server/templates/reports/FO-PO-PSM-67-10 FORMATO PARA LA ELABORACIÓN DE INFORMES PREVIOS EN FUENTES FIJAS-plantilla.docx
@@ -12580,7 +12580,7 @@
           <w:szCs w:val="20"/>
           <w:lang w:eastAsia="es-ES"/>
         </w:rPr>
-        <w:t>XXXX</w:t>
+        <w:t>{fuente_anio}</w:t>
       </w:r>
       <w:commentRangeEnd w:id="86"/>
       <w:r>
@@ -17132,7 +17132,7 @@
           <w:sz w:val="20"/>
           <w:szCs w:val="20"/>
         </w:rPr>
-        <w:t>XXXX</w:t>
+        <w:t>{fuente_anio}</w:t>
       </w:r>
       <w:commentRangeEnd w:id="118"/>
       <w:r>

--- a/server/templates/reports/FO-PO-PSM-67-10 FORMATO PARA LA ELABORACIÓN DE INFORMES PREVIOS EN FUENTES FIJAS-plantilla.docx
+++ b/server/templates/reports/FO-PO-PSM-67-10 FORMATO PARA LA ELABORACIÓN DE INFORMES PREVIOS EN FUENTES FIJAS-plantilla.docx
@@ -13825,7 +13825,7 @@
           <w:sz w:val="20"/>
           <w:szCs w:val="20"/>
         </w:rPr>
-        <w:t> 20</w:t>
+        <w:t xml:space="preserve"> {fuente_anio}</w:t>
       </w:r>
       <w:r>
         <w:rPr>
@@ -13835,7 +13835,7 @@
           <w:sz w:val="20"/>
           <w:szCs w:val="20"/>
         </w:rPr>
-        <w:t>2</w:t>
+        <w:t/>
       </w:r>
       <w:r>
         <w:rPr>
@@ -13845,7 +13845,7 @@
           <w:sz w:val="20"/>
           <w:szCs w:val="20"/>
         </w:rPr>
-        <w:t>X</w:t>
+        <w:t/>
       </w:r>
       <w:r>
         <w:rPr>
@@ -15365,7 +15365,7 @@
           <w:sz w:val="20"/>
           <w:szCs w:val="20"/>
         </w:rPr>
-        <w:t>20</w:t>
+        <w:t>{fuente_anio}</w:t>
       </w:r>
       <w:r>
         <w:rPr>
@@ -15375,7 +15375,7 @@
           <w:sz w:val="20"/>
           <w:szCs w:val="20"/>
         </w:rPr>
-        <w:t>2</w:t>
+        <w:t/>
       </w:r>
       <w:r>
         <w:rPr>
@@ -15385,7 +15385,7 @@
           <w:sz w:val="20"/>
           <w:szCs w:val="20"/>
         </w:rPr>
-        <w:t>X</w:t>
+        <w:t/>
       </w:r>
       <w:commentRangeEnd w:id="110"/>
       <w:r>

--- a/server/templates/reports/FO-PO-PSM-67-10 FORMATO PARA LA ELABORACIÓN DE INFORMES PREVIOS EN FUENTES FIJAS-plantilla.docx
+++ b/server/templates/reports/FO-PO-PSM-67-10 FORMATO PARA LA ELABORACIÓN DE INFORMES PREVIOS EN FUENTES FIJAS-plantilla.docx
@@ -12580,7 +12580,7 @@
           <w:szCs w:val="20"/>
           <w:lang w:eastAsia="es-ES"/>
         </w:rPr>
-        <w:t>{fuente_anio}</w:t>
+        <w:t>XXXX</w:t>
       </w:r>
       <w:commentRangeEnd w:id="86"/>
       <w:r>
@@ -13825,7 +13825,7 @@
           <w:sz w:val="20"/>
           <w:szCs w:val="20"/>
         </w:rPr>
-        <w:t xml:space="preserve"> {fuente_anio}</w:t>
+        <w:t> 20</w:t>
       </w:r>
       <w:r>
         <w:rPr>
@@ -13835,7 +13835,7 @@
           <w:sz w:val="20"/>
           <w:szCs w:val="20"/>
         </w:rPr>
-        <w:t/>
+        <w:t>2</w:t>
       </w:r>
       <w:r>
         <w:rPr>
@@ -13845,7 +13845,7 @@
           <w:sz w:val="20"/>
           <w:szCs w:val="20"/>
         </w:rPr>
-        <w:t/>
+        <w:t>X</w:t>
       </w:r>
       <w:r>
         <w:rPr>
@@ -15365,7 +15365,7 @@
           <w:sz w:val="20"/>
           <w:szCs w:val="20"/>
         </w:rPr>
-        <w:t>{fuente_anio}</w:t>
+        <w:t>20</w:t>
       </w:r>
       <w:r>
         <w:rPr>
@@ -15375,7 +15375,7 @@
           <w:sz w:val="20"/>
           <w:szCs w:val="20"/>
         </w:rPr>
-        <w:t/>
+        <w:t>2</w:t>
       </w:r>
       <w:r>
         <w:rPr>
@@ -15385,7 +15385,7 @@
           <w:sz w:val="20"/>
           <w:szCs w:val="20"/>
         </w:rPr>
-        <w:t/>
+        <w:t>X</w:t>
       </w:r>
       <w:commentRangeEnd w:id="110"/>
       <w:r>
@@ -17132,7 +17132,7 @@
           <w:sz w:val="20"/>
           <w:szCs w:val="20"/>
         </w:rPr>
-        <w:t>{fuente_anio}</w:t>
+        <w:t>XXXX</w:t>
       </w:r>
       <w:commentRangeEnd w:id="118"/>
       <w:r>
